--- a/Coding 2 - year/Unit 4 - File IO & Data Processing/Daily Lesson Plans/Word/Day 21.docx
+++ b/Coding 2 - year/Unit 4 - File IO & Data Processing/Daily Lesson Plans/Word/Day 21.docx
@@ -50,12 +50,15 @@
               </w:rPr>
               <w:t xml:space="preserve">Coding II — Full Year</w:t>
             </w:r>
-          </w:p>
-          <w:p>
-            <w:pPr>
-              <w:spacing w:before="40"/>
-              <w:jc w:val="center"/>
-            </w:pPr>
+            <w:r>
+              <w:rPr>
+                <w:rFonts w:ascii="Arial" w:cs="Arial" w:eastAsia="Arial" w:hAnsi="Arial"/>
+                <w:sz w:val="16"/>
+                <w:szCs w:val="16"/>
+              </w:rPr>
+              <w:br/>
+              <w:t xml:space="preserve"/>
+            </w:r>
             <w:r>
               <w:rPr>
                 <w:rFonts w:ascii="Arial" w:cs="Arial" w:eastAsia="Arial" w:hAnsi="Arial"/>
@@ -83,7 +86,7 @@
           <w:rFonts w:ascii="Arial" w:cs="Arial" w:eastAsia="Arial" w:hAnsi="Arial"/>
           <w:b/>
           <w:bCs/>
-          <w:color w:val="0D3B1F"/>
+          <w:color w:val="1B7A4A"/>
           <w:sz w:val="32"/>
           <w:szCs w:val="32"/>
         </w:rPr>
@@ -261,9 +264,9 @@
               <w:right w:val="single" w:color="CCCCCC" w:sz="1"/>
             </w:tcBorders>
             <w:tcMar>
-              <w:top w:type="dxa" w:w="60"/>
+              <w:top w:type="dxa" w:w="80"/>
               <w:left w:type="dxa" w:w="120"/>
-              <w:bottom w:type="dxa" w:w="60"/>
+              <w:bottom w:type="dxa" w:w="80"/>
               <w:right w:type="dxa" w:w="120"/>
             </w:tcMar>
           </w:tcPr>
@@ -290,20 +293,213 @@
               <w:right w:val="single" w:color="CCCCCC" w:sz="1"/>
             </w:tcBorders>
             <w:tcMar>
-              <w:top w:type="dxa" w:w="60"/>
+              <w:top w:type="dxa" w:w="80"/>
               <w:left w:type="dxa" w:w="120"/>
-              <w:bottom w:type="dxa" w:w="60"/>
+              <w:bottom w:type="dxa" w:w="80"/>
               <w:right w:type="dxa" w:w="120"/>
             </w:tcMar>
           </w:tcPr>
           <w:p>
-            <w:r>
-              <w:rPr>
-                <w:rFonts w:ascii="Arial" w:cs="Arial" w:eastAsia="Arial" w:hAnsi="Arial"/>
-                <w:sz w:val="20"/>
-                <w:szCs w:val="20"/>
+            <w:pPr>
+              <w:spacing w:after="80" w:before="80"/>
+            </w:pPr>
+            <w:r>
+              <w:rPr>
+                <w:rFonts w:ascii="Arial" w:cs="Arial" w:eastAsia="Arial" w:hAnsi="Arial"/>
+                <w:b/>
+                <w:bCs/>
+                <w:i w:val="false"/>
+                <w:iCs w:val="false"/>
+                <w:color w:val="000000"/>
+                <w:sz w:val="22"/>
+                <w:szCs w:val="22"/>
               </w:rPr>
               <w:t xml:space="preserve">Bell Ringer / Review</w:t>
+            </w:r>
+            <w:r>
+              <w:rPr>
+                <w:rFonts w:ascii="Arial" w:cs="Arial" w:eastAsia="Arial" w:hAnsi="Arial"/>
+                <w:sz w:val="20"/>
+                <w:szCs w:val="20"/>
+              </w:rPr>
+              <w:br/>
+              <w:t xml:space="preserve"/>
+            </w:r>
+            <w:r>
+              <w:rPr>
+                <w:rFonts w:ascii="Arial" w:cs="Arial" w:eastAsia="Arial" w:hAnsi="Arial"/>
+                <w:sz w:val="20"/>
+                <w:szCs w:val="20"/>
+              </w:rPr>
+              <w:br/>
+              <w:t xml:space="preserve"/>
+            </w:r>
+            <w:r>
+              <w:rPr>
+                <w:rFonts w:ascii="Arial" w:cs="Arial" w:eastAsia="Arial" w:hAnsi="Arial"/>
+                <w:b/>
+                <w:bCs/>
+                <w:i w:val="false"/>
+                <w:iCs w:val="false"/>
+                <w:color w:val="000000"/>
+                <w:sz w:val="20"/>
+                <w:szCs w:val="20"/>
+              </w:rPr>
+              <w:t xml:space="preserve">Quick Write </w:t>
+            </w:r>
+            <w:r>
+              <w:rPr>
+                <w:rFonts w:ascii="Arial" w:cs="Arial" w:eastAsia="Arial" w:hAnsi="Arial"/>
+                <w:b w:val="false"/>
+                <w:bCs w:val="false"/>
+                <w:i w:val="false"/>
+                <w:iCs w:val="false"/>
+                <w:color w:val="000000"/>
+                <w:sz w:val="20"/>
+                <w:szCs w:val="20"/>
+              </w:rPr>
+              <w:t xml:space="preserve">(3 min — written or verbal):</w:t>
+            </w:r>
+            <w:r>
+              <w:rPr>
+                <w:rFonts w:ascii="Arial" w:cs="Arial" w:eastAsia="Arial" w:hAnsi="Arial"/>
+                <w:sz w:val="20"/>
+                <w:szCs w:val="20"/>
+              </w:rPr>
+              <w:br/>
+              <w:t xml:space="preserve"/>
+            </w:r>
+            <w:r>
+              <w:rPr>
+                <w:rFonts w:ascii="Arial" w:cs="Arial" w:eastAsia="Arial" w:hAnsi="Arial"/>
+                <w:b w:val="false"/>
+                <w:bCs w:val="false"/>
+                <w:i w:val="false"/>
+                <w:iCs w:val="false"/>
+                <w:color w:val="000000"/>
+                <w:sz w:val="20"/>
+                <w:szCs w:val="20"/>
+              </w:rPr>
+              <w:t xml:space="preserve">    In your own words: Clean and normalize data to prepare it for analysis and processing?</w:t>
+            </w:r>
+            <w:r>
+              <w:rPr>
+                <w:rFonts w:ascii="Arial" w:cs="Arial" w:eastAsia="Arial" w:hAnsi="Arial"/>
+                <w:sz w:val="20"/>
+                <w:szCs w:val="20"/>
+              </w:rPr>
+              <w:br/>
+              <w:t xml:space="preserve"/>
+            </w:r>
+            <w:r>
+              <w:rPr>
+                <w:rFonts w:ascii="Arial" w:cs="Arial" w:eastAsia="Arial" w:hAnsi="Arial"/>
+                <w:sz w:val="20"/>
+                <w:szCs w:val="20"/>
+              </w:rPr>
+              <w:br/>
+              <w:t xml:space="preserve"/>
+            </w:r>
+            <w:r>
+              <w:rPr>
+                <w:rFonts w:ascii="Arial" w:cs="Arial" w:eastAsia="Arial" w:hAnsi="Arial"/>
+                <w:b/>
+                <w:bCs/>
+                <w:i w:val="false"/>
+                <w:iCs w:val="false"/>
+                <w:color w:val="000000"/>
+                <w:sz w:val="20"/>
+                <w:szCs w:val="20"/>
+              </w:rPr>
+              <w:t xml:space="preserve">Vocabulary Preview — </w:t>
+            </w:r>
+            <w:r>
+              <w:rPr>
+                <w:rFonts w:ascii="Arial" w:cs="Arial" w:eastAsia="Arial" w:hAnsi="Arial"/>
+                <w:b w:val="false"/>
+                <w:bCs w:val="false"/>
+                <w:i w:val="false"/>
+                <w:iCs w:val="false"/>
+                <w:color w:val="000000"/>
+                <w:sz w:val="20"/>
+                <w:szCs w:val="20"/>
+              </w:rPr>
+              <w:t xml:space="preserve">terms we'll use today:</w:t>
+            </w:r>
+            <w:r>
+              <w:rPr>
+                <w:rFonts w:ascii="Arial" w:cs="Arial" w:eastAsia="Arial" w:hAnsi="Arial"/>
+                <w:sz w:val="20"/>
+                <w:szCs w:val="20"/>
+              </w:rPr>
+              <w:br/>
+              <w:t xml:space="preserve"/>
+            </w:r>
+            <w:r>
+              <w:rPr>
+                <w:rFonts w:ascii="Arial" w:cs="Arial" w:eastAsia="Arial" w:hAnsi="Arial"/>
+                <w:b w:val="false"/>
+                <w:bCs w:val="false"/>
+                <w:i w:val="false"/>
+                <w:iCs w:val="false"/>
+                <w:color w:val="000000"/>
+                <w:sz w:val="20"/>
+                <w:szCs w:val="20"/>
+              </w:rPr>
+              <w:t xml:space="preserve">    • Missing data   •   Malformed data   •   Normalization   •   Standardization   •   Data quality</w:t>
+            </w:r>
+            <w:r>
+              <w:rPr>
+                <w:rFonts w:ascii="Arial" w:cs="Arial" w:eastAsia="Arial" w:hAnsi="Arial"/>
+                <w:sz w:val="20"/>
+                <w:szCs w:val="20"/>
+              </w:rPr>
+              <w:br/>
+              <w:t xml:space="preserve"/>
+            </w:r>
+            <w:r>
+              <w:rPr>
+                <w:rFonts w:ascii="Arial" w:cs="Arial" w:eastAsia="Arial" w:hAnsi="Arial"/>
+                <w:sz w:val="20"/>
+                <w:szCs w:val="20"/>
+              </w:rPr>
+              <w:br/>
+              <w:t xml:space="preserve"/>
+            </w:r>
+            <w:r>
+              <w:rPr>
+                <w:rFonts w:ascii="Arial" w:cs="Arial" w:eastAsia="Arial" w:hAnsi="Arial"/>
+                <w:b w:val="false"/>
+                <w:bCs w:val="false"/>
+                <w:i/>
+                <w:iCs/>
+                <w:color w:val="444444"/>
+                <w:sz w:val="20"/>
+                <w:szCs w:val="20"/>
+              </w:rPr>
+              <w:t xml:space="preserve">Today's Goal: By the end of class you will be able to clean and normalize data to prepare it for analysis and processing.</w:t>
+            </w:r>
+            <w:r>
+              <w:rPr>
+                <w:rFonts w:ascii="Arial" w:cs="Arial" w:eastAsia="Arial" w:hAnsi="Arial"/>
+                <w:sz w:val="20"/>
+                <w:szCs w:val="20"/>
+              </w:rPr>
+              <w:br/>
+              <w:t xml:space="preserve"/>
+            </w:r>
+            <w:r>
+              <w:rPr>
+                <w:rFonts w:ascii="Arial" w:cs="Arial" w:eastAsia="Arial" w:hAnsi="Arial"/>
+                <w:b w:val="false"/>
+                <w:bCs w:val="false"/>
+                <w:i/>
+                <w:iCs/>
+                <w:color w:val="555555"/>
+                <w:sz w:val="20"/>
+                <w:szCs w:val="20"/>
+              </w:rPr>
+              <w:t xml:space="preserve">→ Pair-share your response, then 2–3 students share with the class.</w:t>
             </w:r>
           </w:p>
         </w:tc>
@@ -319,9 +515,9 @@
               <w:right w:val="single" w:color="CCCCCC" w:sz="1"/>
             </w:tcBorders>
             <w:tcMar>
-              <w:top w:type="dxa" w:w="60"/>
+              <w:top w:type="dxa" w:w="80"/>
               <w:left w:type="dxa" w:w="120"/>
-              <w:bottom w:type="dxa" w:w="60"/>
+              <w:bottom w:type="dxa" w:w="80"/>
               <w:right w:type="dxa" w:w="120"/>
             </w:tcMar>
           </w:tcPr>
@@ -348,20 +544,261 @@
               <w:right w:val="single" w:color="CCCCCC" w:sz="1"/>
             </w:tcBorders>
             <w:tcMar>
-              <w:top w:type="dxa" w:w="60"/>
+              <w:top w:type="dxa" w:w="80"/>
               <w:left w:type="dxa" w:w="120"/>
-              <w:bottom w:type="dxa" w:w="60"/>
+              <w:bottom w:type="dxa" w:w="80"/>
               <w:right w:type="dxa" w:w="120"/>
             </w:tcMar>
           </w:tcPr>
           <w:p>
-            <w:r>
-              <w:rPr>
-                <w:rFonts w:ascii="Arial" w:cs="Arial" w:eastAsia="Arial" w:hAnsi="Arial"/>
-                <w:sz w:val="20"/>
-                <w:szCs w:val="20"/>
-              </w:rPr>
-              <w:t xml:space="preserve">Mini Lesson: Data Cleaning — Handling Missing/Malformed Data</w:t>
+            <w:pPr>
+              <w:spacing w:after="80" w:before="80"/>
+            </w:pPr>
+            <w:r>
+              <w:rPr>
+                <w:rFonts w:ascii="Arial" w:cs="Arial" w:eastAsia="Arial" w:hAnsi="Arial"/>
+                <w:b/>
+                <w:bCs/>
+                <w:i w:val="false"/>
+                <w:iCs w:val="false"/>
+                <w:color w:val="000000"/>
+                <w:sz w:val="22"/>
+                <w:szCs w:val="22"/>
+              </w:rPr>
+              <w:t xml:space="preserve">Mini Lesson: </w:t>
+            </w:r>
+            <w:r>
+              <w:rPr>
+                <w:rFonts w:ascii="Arial" w:cs="Arial" w:eastAsia="Arial" w:hAnsi="Arial"/>
+                <w:b w:val="false"/>
+                <w:bCs w:val="false"/>
+                <w:i w:val="false"/>
+                <w:iCs w:val="false"/>
+                <w:color w:val="000000"/>
+                <w:sz w:val="22"/>
+                <w:szCs w:val="22"/>
+              </w:rPr>
+              <w:t xml:space="preserve">Data Cleaning — Handling Missing/Malformed Data</w:t>
+            </w:r>
+            <w:r>
+              <w:rPr>
+                <w:rFonts w:ascii="Arial" w:cs="Arial" w:eastAsia="Arial" w:hAnsi="Arial"/>
+                <w:sz w:val="20"/>
+                <w:szCs w:val="20"/>
+              </w:rPr>
+              <w:br/>
+              <w:t xml:space="preserve"/>
+            </w:r>
+            <w:r>
+              <w:rPr>
+                <w:rFonts w:ascii="Arial" w:cs="Arial" w:eastAsia="Arial" w:hAnsi="Arial"/>
+                <w:sz w:val="20"/>
+                <w:szCs w:val="20"/>
+              </w:rPr>
+              <w:br/>
+              <w:t xml:space="preserve"/>
+            </w:r>
+            <w:r>
+              <w:rPr>
+                <w:rFonts w:ascii="Arial" w:cs="Arial" w:eastAsia="Arial" w:hAnsi="Arial"/>
+                <w:b/>
+                <w:bCs/>
+                <w:i/>
+                <w:iCs/>
+                <w:color w:val="000000"/>
+                <w:sz w:val="20"/>
+                <w:szCs w:val="20"/>
+              </w:rPr>
+              <w:t xml:space="preserve">Learning Target: </w:t>
+            </w:r>
+            <w:r>
+              <w:rPr>
+                <w:rFonts w:ascii="Arial" w:cs="Arial" w:eastAsia="Arial" w:hAnsi="Arial"/>
+                <w:b w:val="false"/>
+                <w:bCs w:val="false"/>
+                <w:i/>
+                <w:iCs/>
+                <w:color w:val="333333"/>
+                <w:sz w:val="20"/>
+                <w:szCs w:val="20"/>
+              </w:rPr>
+              <w:t xml:space="preserve">I can clean and normalize data to prepare it for analysis and processing.</w:t>
+            </w:r>
+            <w:r>
+              <w:rPr>
+                <w:rFonts w:ascii="Arial" w:cs="Arial" w:eastAsia="Arial" w:hAnsi="Arial"/>
+                <w:sz w:val="20"/>
+                <w:szCs w:val="20"/>
+              </w:rPr>
+              <w:br/>
+              <w:t xml:space="preserve"/>
+            </w:r>
+            <w:r>
+              <w:rPr>
+                <w:rFonts w:ascii="Arial" w:cs="Arial" w:eastAsia="Arial" w:hAnsi="Arial"/>
+                <w:sz w:val="20"/>
+                <w:szCs w:val="20"/>
+              </w:rPr>
+              <w:br/>
+              <w:t xml:space="preserve"/>
+            </w:r>
+            <w:r>
+              <w:rPr>
+                <w:rFonts w:ascii="Arial" w:cs="Arial" w:eastAsia="Arial" w:hAnsi="Arial"/>
+                <w:b w:val="false"/>
+                <w:bCs w:val="false"/>
+                <w:i w:val="false"/>
+                <w:iCs w:val="false"/>
+                <w:color w:val="000000"/>
+                <w:sz w:val="20"/>
+                <w:szCs w:val="20"/>
+              </w:rPr>
+              <w:t xml:space="preserve">Missing data: Handling empty, null, or undefined values.</w:t>
+            </w:r>
+            <w:r>
+              <w:rPr>
+                <w:rFonts w:ascii="Arial" w:cs="Arial" w:eastAsia="Arial" w:hAnsi="Arial"/>
+                <w:sz w:val="20"/>
+                <w:szCs w:val="20"/>
+              </w:rPr>
+              <w:br/>
+              <w:t xml:space="preserve"/>
+            </w:r>
+            <w:r>
+              <w:rPr>
+                <w:rFonts w:ascii="Arial" w:cs="Arial" w:eastAsia="Arial" w:hAnsi="Arial"/>
+                <w:b w:val="false"/>
+                <w:bCs w:val="false"/>
+                <w:i w:val="false"/>
+                <w:iCs w:val="false"/>
+                <w:color w:val="000000"/>
+                <w:sz w:val="20"/>
+                <w:szCs w:val="20"/>
+              </w:rPr>
+              <w:t xml:space="preserve">Malformed data: Fixing incorrect formats (wrong case, extra spaces, etc.).</w:t>
+            </w:r>
+            <w:r>
+              <w:rPr>
+                <w:rFonts w:ascii="Arial" w:cs="Arial" w:eastAsia="Arial" w:hAnsi="Arial"/>
+                <w:sz w:val="20"/>
+                <w:szCs w:val="20"/>
+              </w:rPr>
+              <w:br/>
+              <w:t xml:space="preserve"/>
+            </w:r>
+            <w:r>
+              <w:rPr>
+                <w:rFonts w:ascii="Arial" w:cs="Arial" w:eastAsia="Arial" w:hAnsi="Arial"/>
+                <w:sz w:val="20"/>
+                <w:szCs w:val="20"/>
+              </w:rPr>
+              <w:br/>
+              <w:t xml:space="preserve"/>
+            </w:r>
+            <w:r>
+              <w:rPr>
+                <w:rFonts w:ascii="Arial" w:cs="Arial" w:eastAsia="Arial" w:hAnsi="Arial"/>
+                <w:b/>
+                <w:bCs/>
+                <w:i w:val="false"/>
+                <w:iCs w:val="false"/>
+                <w:color w:val="000000"/>
+                <w:sz w:val="20"/>
+                <w:szCs w:val="20"/>
+              </w:rPr>
+              <w:t xml:space="preserve">Vocabulary: </w:t>
+            </w:r>
+            <w:r>
+              <w:rPr>
+                <w:rFonts w:ascii="Arial" w:cs="Arial" w:eastAsia="Arial" w:hAnsi="Arial"/>
+                <w:b w:val="false"/>
+                <w:bCs w:val="false"/>
+                <w:i w:val="false"/>
+                <w:iCs w:val="false"/>
+                <w:color w:val="000000"/>
+                <w:sz w:val="20"/>
+                <w:szCs w:val="20"/>
+              </w:rPr>
+              <w:t xml:space="preserve">Missing data, Malformed data, Normalization, Standardization, Data quality</w:t>
+            </w:r>
+            <w:r>
+              <w:rPr>
+                <w:rFonts w:ascii="Arial" w:cs="Arial" w:eastAsia="Arial" w:hAnsi="Arial"/>
+                <w:sz w:val="20"/>
+                <w:szCs w:val="20"/>
+              </w:rPr>
+              <w:br/>
+              <w:t xml:space="preserve"/>
+            </w:r>
+            <w:r>
+              <w:rPr>
+                <w:rFonts w:ascii="Arial" w:cs="Arial" w:eastAsia="Arial" w:hAnsi="Arial"/>
+                <w:sz w:val="20"/>
+                <w:szCs w:val="20"/>
+              </w:rPr>
+              <w:br/>
+              <w:t xml:space="preserve"/>
+            </w:r>
+            <w:r>
+              <w:rPr>
+                <w:rFonts w:ascii="Arial" w:cs="Arial" w:eastAsia="Arial" w:hAnsi="Arial"/>
+                <w:b/>
+                <w:bCs/>
+                <w:i/>
+                <w:iCs/>
+                <w:color w:val="555555"/>
+                <w:sz w:val="20"/>
+                <w:szCs w:val="20"/>
+              </w:rPr>
+              <w:t xml:space="preserve">→ Live Demo — </w:t>
+            </w:r>
+            <w:r>
+              <w:rPr>
+                <w:rFonts w:ascii="Arial" w:cs="Arial" w:eastAsia="Arial" w:hAnsi="Arial"/>
+                <w:b w:val="false"/>
+                <w:bCs w:val="false"/>
+                <w:i/>
+                <w:iCs/>
+                <w:color w:val="555555"/>
+                <w:sz w:val="20"/>
+                <w:szCs w:val="20"/>
+              </w:rPr>
+              <w:t xml:space="preserve">type examples as students follow along in their own editor.</w:t>
+            </w:r>
+            <w:r>
+              <w:rPr>
+                <w:rFonts w:ascii="Arial" w:cs="Arial" w:eastAsia="Arial" w:hAnsi="Arial"/>
+                <w:sz w:val="20"/>
+                <w:szCs w:val="20"/>
+              </w:rPr>
+              <w:br/>
+              <w:t xml:space="preserve"/>
+            </w:r>
+            <w:r>
+              <w:rPr>
+                <w:rFonts w:ascii="Arial" w:cs="Arial" w:eastAsia="Arial" w:hAnsi="Arial"/>
+                <w:b/>
+                <w:bCs/>
+                <w:i/>
+                <w:iCs/>
+                <w:color w:val="555555"/>
+                <w:sz w:val="20"/>
+                <w:szCs w:val="20"/>
+              </w:rPr>
+              <w:t xml:space="preserve">→ Check for Understanding: </w:t>
+            </w:r>
+            <w:r>
+              <w:rPr>
+                <w:rFonts w:ascii="Arial" w:cs="Arial" w:eastAsia="Arial" w:hAnsi="Arial"/>
+                <w:b w:val="false"/>
+                <w:bCs w:val="false"/>
+                <w:i/>
+                <w:iCs/>
+                <w:color w:val="555555"/>
+                <w:sz w:val="20"/>
+                <w:szCs w:val="20"/>
+              </w:rPr>
+              <w:t xml:space="preserve">pause and cold-call: “Can someone explain what we just did in their own words?”</w:t>
             </w:r>
           </w:p>
         </w:tc>
@@ -377,9 +814,9 @@
               <w:right w:val="single" w:color="CCCCCC" w:sz="1"/>
             </w:tcBorders>
             <w:tcMar>
-              <w:top w:type="dxa" w:w="60"/>
+              <w:top w:type="dxa" w:w="80"/>
               <w:left w:type="dxa" w:w="120"/>
-              <w:bottom w:type="dxa" w:w="60"/>
+              <w:bottom w:type="dxa" w:w="80"/>
               <w:right w:type="dxa" w:w="120"/>
             </w:tcMar>
           </w:tcPr>
@@ -406,20 +843,90 @@
               <w:right w:val="single" w:color="CCCCCC" w:sz="1"/>
             </w:tcBorders>
             <w:tcMar>
-              <w:top w:type="dxa" w:w="60"/>
+              <w:top w:type="dxa" w:w="80"/>
               <w:left w:type="dxa" w:w="120"/>
-              <w:bottom w:type="dxa" w:w="60"/>
+              <w:bottom w:type="dxa" w:w="80"/>
               <w:right w:type="dxa" w:w="120"/>
             </w:tcMar>
           </w:tcPr>
           <w:p>
-            <w:r>
-              <w:rPr>
-                <w:rFonts w:ascii="Arial" w:cs="Arial" w:eastAsia="Arial" w:hAnsi="Arial"/>
-                <w:sz w:val="20"/>
-                <w:szCs w:val="20"/>
+            <w:pPr>
+              <w:spacing w:after="80" w:before="80"/>
+            </w:pPr>
+            <w:r>
+              <w:rPr>
+                <w:rFonts w:ascii="Arial" w:cs="Arial" w:eastAsia="Arial" w:hAnsi="Arial"/>
+                <w:b/>
+                <w:bCs/>
+                <w:i w:val="false"/>
+                <w:iCs w:val="false"/>
+                <w:color w:val="000000"/>
+                <w:sz w:val="22"/>
+                <w:szCs w:val="22"/>
               </w:rPr>
               <w:t xml:space="preserve">Guided Practice</w:t>
+            </w:r>
+            <w:r>
+              <w:rPr>
+                <w:rFonts w:ascii="Arial" w:cs="Arial" w:eastAsia="Arial" w:hAnsi="Arial"/>
+                <w:sz w:val="20"/>
+                <w:szCs w:val="20"/>
+              </w:rPr>
+              <w:br/>
+              <w:t xml:space="preserve"/>
+            </w:r>
+            <w:r>
+              <w:rPr>
+                <w:rFonts w:ascii="Arial" w:cs="Arial" w:eastAsia="Arial" w:hAnsi="Arial"/>
+                <w:sz w:val="20"/>
+                <w:szCs w:val="20"/>
+              </w:rPr>
+              <w:br/>
+              <w:t xml:space="preserve"/>
+            </w:r>
+            <w:r>
+              <w:rPr>
+                <w:rFonts w:ascii="Arial" w:cs="Arial" w:eastAsia="Arial" w:hAnsi="Arial"/>
+                <w:b w:val="false"/>
+                <w:bCs w:val="false"/>
+                <w:i w:val="false"/>
+                <w:iCs w:val="false"/>
+                <w:color w:val="000000"/>
+                <w:sz w:val="20"/>
+                <w:szCs w:val="20"/>
+              </w:rPr>
+              <w:t xml:space="preserve">Activity: Clean Real-World-like Data</w:t>
+            </w:r>
+            <w:r>
+              <w:rPr>
+                <w:rFonts w:ascii="Arial" w:cs="Arial" w:eastAsia="Arial" w:hAnsi="Arial"/>
+                <w:sz w:val="20"/>
+                <w:szCs w:val="20"/>
+              </w:rPr>
+              <w:br/>
+              <w:t xml:space="preserve"/>
+            </w:r>
+            <w:r>
+              <w:rPr>
+                <w:rFonts w:ascii="Arial" w:cs="Arial" w:eastAsia="Arial" w:hAnsi="Arial"/>
+                <w:sz w:val="20"/>
+                <w:szCs w:val="20"/>
+              </w:rPr>
+              <w:br/>
+              <w:t xml:space="preserve"/>
+            </w:r>
+            <w:r>
+              <w:rPr>
+                <w:rFonts w:ascii="Arial" w:cs="Arial" w:eastAsia="Arial" w:hAnsi="Arial"/>
+                <w:b w:val="false"/>
+                <w:bCs w:val="false"/>
+                <w:i/>
+                <w:iCs/>
+                <w:color w:val="555555"/>
+                <w:sz w:val="20"/>
+                <w:szCs w:val="20"/>
+              </w:rPr>
+              <w:t xml:space="preserve">→ Teacher models — students try alongside, then compare results.</w:t>
             </w:r>
           </w:p>
         </w:tc>
@@ -435,9 +942,9 @@
               <w:right w:val="single" w:color="CCCCCC" w:sz="1"/>
             </w:tcBorders>
             <w:tcMar>
-              <w:top w:type="dxa" w:w="60"/>
+              <w:top w:type="dxa" w:w="80"/>
               <w:left w:type="dxa" w:w="120"/>
-              <w:bottom w:type="dxa" w:w="60"/>
+              <w:bottom w:type="dxa" w:w="80"/>
               <w:right w:type="dxa" w:w="120"/>
             </w:tcMar>
           </w:tcPr>
@@ -450,7 +957,7 @@
                 <w:sz w:val="20"/>
                 <w:szCs w:val="20"/>
               </w:rPr>
-              <w:t xml:space="preserve">15-20 min</w:t>
+              <w:t xml:space="preserve">15–20 min</w:t>
             </w:r>
           </w:p>
         </w:tc>
@@ -464,20 +971,164 @@
               <w:right w:val="single" w:color="CCCCCC" w:sz="1"/>
             </w:tcBorders>
             <w:tcMar>
-              <w:top w:type="dxa" w:w="60"/>
+              <w:top w:type="dxa" w:w="80"/>
               <w:left w:type="dxa" w:w="120"/>
-              <w:bottom w:type="dxa" w:w="60"/>
+              <w:bottom w:type="dxa" w:w="80"/>
               <w:right w:type="dxa" w:w="120"/>
             </w:tcMar>
           </w:tcPr>
           <w:p>
-            <w:r>
-              <w:rPr>
-                <w:rFonts w:ascii="Arial" w:cs="Arial" w:eastAsia="Arial" w:hAnsi="Arial"/>
-                <w:sz w:val="20"/>
-                <w:szCs w:val="20"/>
+            <w:pPr>
+              <w:spacing w:after="80" w:before="80"/>
+            </w:pPr>
+            <w:r>
+              <w:rPr>
+                <w:rFonts w:ascii="Arial" w:cs="Arial" w:eastAsia="Arial" w:hAnsi="Arial"/>
+                <w:b/>
+                <w:bCs/>
+                <w:i w:val="false"/>
+                <w:iCs w:val="false"/>
+                <w:color w:val="000000"/>
+                <w:sz w:val="22"/>
+                <w:szCs w:val="22"/>
               </w:rPr>
               <w:t xml:space="preserve">Independent Practice / Code Along</w:t>
+            </w:r>
+            <w:r>
+              <w:rPr>
+                <w:rFonts w:ascii="Arial" w:cs="Arial" w:eastAsia="Arial" w:hAnsi="Arial"/>
+                <w:sz w:val="20"/>
+                <w:szCs w:val="20"/>
+              </w:rPr>
+              <w:br/>
+              <w:t xml:space="preserve"/>
+            </w:r>
+            <w:r>
+              <w:rPr>
+                <w:rFonts w:ascii="Arial" w:cs="Arial" w:eastAsia="Arial" w:hAnsi="Arial"/>
+                <w:b/>
+                <w:bCs/>
+                <w:i w:val="false"/>
+                <w:iCs w:val="false"/>
+                <w:color w:val="000000"/>
+                <w:sz w:val="20"/>
+                <w:szCs w:val="20"/>
+              </w:rPr>
+              <w:t xml:space="preserve">    Beginner: </w:t>
+            </w:r>
+            <w:r>
+              <w:rPr>
+                <w:rFonts w:ascii="Arial" w:cs="Arial" w:eastAsia="Arial" w:hAnsi="Arial"/>
+                <w:b w:val="false"/>
+                <w:bCs w:val="false"/>
+                <w:i w:val="false"/>
+                <w:iCs w:val="false"/>
+                <w:color w:val="000000"/>
+                <w:sz w:val="20"/>
+                <w:szCs w:val="20"/>
+              </w:rPr>
+              <w:t xml:space="preserve">Create a function that removes leading/trailing whitespace from all string values in a list of dicts.</w:t>
+            </w:r>
+            <w:r>
+              <w:rPr>
+                <w:rFonts w:ascii="Arial" w:cs="Arial" w:eastAsia="Arial" w:hAnsi="Arial"/>
+                <w:sz w:val="20"/>
+                <w:szCs w:val="20"/>
+              </w:rPr>
+              <w:br/>
+              <w:t xml:space="preserve"/>
+            </w:r>
+            <w:r>
+              <w:rPr>
+                <w:rFonts w:ascii="Arial" w:cs="Arial" w:eastAsia="Arial" w:hAnsi="Arial"/>
+                <w:b/>
+                <w:bCs/>
+                <w:i w:val="false"/>
+                <w:iCs w:val="false"/>
+                <w:color w:val="000000"/>
+                <w:sz w:val="20"/>
+                <w:szCs w:val="20"/>
+              </w:rPr>
+              <w:t xml:space="preserve">    Intermediate: </w:t>
+            </w:r>
+            <w:r>
+              <w:rPr>
+                <w:rFonts w:ascii="Arial" w:cs="Arial" w:eastAsia="Arial" w:hAnsi="Arial"/>
+                <w:b w:val="false"/>
+                <w:bCs w:val="false"/>
+                <w:i w:val="false"/>
+                <w:iCs w:val="false"/>
+                <w:color w:val="000000"/>
+                <w:sz w:val="20"/>
+                <w:szCs w:val="20"/>
+              </w:rPr>
+              <w:t xml:space="preserve">Create a function that cleans a list of records by removing duplicates and handling missing values.</w:t>
+            </w:r>
+            <w:r>
+              <w:rPr>
+                <w:rFonts w:ascii="Arial" w:cs="Arial" w:eastAsia="Arial" w:hAnsi="Arial"/>
+                <w:sz w:val="20"/>
+                <w:szCs w:val="20"/>
+              </w:rPr>
+              <w:br/>
+              <w:t xml:space="preserve"/>
+            </w:r>
+            <w:r>
+              <w:rPr>
+                <w:rFonts w:ascii="Arial" w:cs="Arial" w:eastAsia="Arial" w:hAnsi="Arial"/>
+                <w:b/>
+                <w:bCs/>
+                <w:i w:val="false"/>
+                <w:iCs w:val="false"/>
+                <w:color w:val="000000"/>
+                <w:sz w:val="20"/>
+                <w:szCs w:val="20"/>
+              </w:rPr>
+              <w:t xml:space="preserve">    Challenge: </w:t>
+            </w:r>
+            <w:r>
+              <w:rPr>
+                <w:rFonts w:ascii="Arial" w:cs="Arial" w:eastAsia="Arial" w:hAnsi="Arial"/>
+                <w:b w:val="false"/>
+                <w:bCs w:val="false"/>
+                <w:i w:val="false"/>
+                <w:iCs w:val="false"/>
+                <w:color w:val="000000"/>
+                <w:sz w:val="20"/>
+                <w:szCs w:val="20"/>
+              </w:rPr>
+              <w:t xml:space="preserve">Create a comprehensive data cleaning function that handles multiple data quality issues.</w:t>
+            </w:r>
+            <w:r>
+              <w:rPr>
+                <w:rFonts w:ascii="Arial" w:cs="Arial" w:eastAsia="Arial" w:hAnsi="Arial"/>
+                <w:sz w:val="20"/>
+                <w:szCs w:val="20"/>
+              </w:rPr>
+              <w:br/>
+              <w:t xml:space="preserve"/>
+            </w:r>
+            <w:r>
+              <w:rPr>
+                <w:rFonts w:ascii="Arial" w:cs="Arial" w:eastAsia="Arial" w:hAnsi="Arial"/>
+                <w:sz w:val="20"/>
+                <w:szCs w:val="20"/>
+              </w:rPr>
+              <w:br/>
+              <w:t xml:space="preserve"/>
+            </w:r>
+            <w:r>
+              <w:rPr>
+                <w:rFonts w:ascii="Arial" w:cs="Arial" w:eastAsia="Arial" w:hAnsi="Arial"/>
+                <w:b w:val="false"/>
+                <w:bCs w:val="false"/>
+                <w:i/>
+                <w:iCs/>
+                <w:color w:val="555555"/>
+                <w:sz w:val="20"/>
+                <w:szCs w:val="20"/>
+              </w:rPr>
+              <w:t xml:space="preserve">→ Teacher circulates — offer hints, check for understanding.</w:t>
             </w:r>
           </w:p>
         </w:tc>
@@ -493,9 +1144,9 @@
               <w:right w:val="single" w:color="CCCCCC" w:sz="1"/>
             </w:tcBorders>
             <w:tcMar>
-              <w:top w:type="dxa" w:w="60"/>
+              <w:top w:type="dxa" w:w="80"/>
               <w:left w:type="dxa" w:w="120"/>
-              <w:bottom w:type="dxa" w:w="60"/>
+              <w:bottom w:type="dxa" w:w="80"/>
               <w:right w:type="dxa" w:w="120"/>
             </w:tcMar>
           </w:tcPr>
@@ -522,20 +1173,90 @@
               <w:right w:val="single" w:color="CCCCCC" w:sz="1"/>
             </w:tcBorders>
             <w:tcMar>
-              <w:top w:type="dxa" w:w="60"/>
+              <w:top w:type="dxa" w:w="80"/>
               <w:left w:type="dxa" w:w="120"/>
-              <w:bottom w:type="dxa" w:w="60"/>
+              <w:bottom w:type="dxa" w:w="80"/>
               <w:right w:type="dxa" w:w="120"/>
             </w:tcMar>
           </w:tcPr>
           <w:p>
-            <w:r>
-              <w:rPr>
-                <w:rFonts w:ascii="Arial" w:cs="Arial" w:eastAsia="Arial" w:hAnsi="Arial"/>
-                <w:sz w:val="20"/>
-                <w:szCs w:val="20"/>
+            <w:pPr>
+              <w:spacing w:after="80" w:before="80"/>
+            </w:pPr>
+            <w:r>
+              <w:rPr>
+                <w:rFonts w:ascii="Arial" w:cs="Arial" w:eastAsia="Arial" w:hAnsi="Arial"/>
+                <w:b/>
+                <w:bCs/>
+                <w:i w:val="false"/>
+                <w:iCs w:val="false"/>
+                <w:color w:val="000000"/>
+                <w:sz w:val="22"/>
+                <w:szCs w:val="22"/>
               </w:rPr>
               <w:t xml:space="preserve">Exit Ticket / Wrap-Up</w:t>
+            </w:r>
+            <w:r>
+              <w:rPr>
+                <w:rFonts w:ascii="Arial" w:cs="Arial" w:eastAsia="Arial" w:hAnsi="Arial"/>
+                <w:sz w:val="20"/>
+                <w:szCs w:val="20"/>
+              </w:rPr>
+              <w:br/>
+              <w:t xml:space="preserve"/>
+            </w:r>
+            <w:r>
+              <w:rPr>
+                <w:rFonts w:ascii="Arial" w:cs="Arial" w:eastAsia="Arial" w:hAnsi="Arial"/>
+                <w:sz w:val="20"/>
+                <w:szCs w:val="20"/>
+              </w:rPr>
+              <w:br/>
+              <w:t xml:space="preserve"/>
+            </w:r>
+            <w:r>
+              <w:rPr>
+                <w:rFonts w:ascii="Arial" w:cs="Arial" w:eastAsia="Arial" w:hAnsi="Arial"/>
+                <w:b w:val="false"/>
+                <w:bCs w:val="false"/>
+                <w:i w:val="false"/>
+                <w:iCs w:val="false"/>
+                <w:color w:val="000000"/>
+                <w:sz w:val="20"/>
+                <w:szCs w:val="20"/>
+              </w:rPr>
+              <w:t xml:space="preserve">Quick Check: Clean and normalize data to prepare it for analysis and processing?</w:t>
+            </w:r>
+            <w:r>
+              <w:rPr>
+                <w:rFonts w:ascii="Arial" w:cs="Arial" w:eastAsia="Arial" w:hAnsi="Arial"/>
+                <w:sz w:val="20"/>
+                <w:szCs w:val="20"/>
+              </w:rPr>
+              <w:br/>
+              <w:t xml:space="preserve"/>
+            </w:r>
+            <w:r>
+              <w:rPr>
+                <w:rFonts w:ascii="Arial" w:cs="Arial" w:eastAsia="Arial" w:hAnsi="Arial"/>
+                <w:sz w:val="20"/>
+                <w:szCs w:val="20"/>
+              </w:rPr>
+              <w:br/>
+              <w:t xml:space="preserve"/>
+            </w:r>
+            <w:r>
+              <w:rPr>
+                <w:rFonts w:ascii="Arial" w:cs="Arial" w:eastAsia="Arial" w:hAnsi="Arial"/>
+                <w:b w:val="false"/>
+                <w:bCs w:val="false"/>
+                <w:i/>
+                <w:iCs/>
+                <w:color w:val="555555"/>
+                <w:sz w:val="20"/>
+                <w:szCs w:val="20"/>
+              </w:rPr>
+              <w:t xml:space="preserve">→ 3–2–1: Name 3 things learned, 2 new vocab words, 1 question you still have.</w:t>
             </w:r>
           </w:p>
         </w:tc>
@@ -697,19 +1418,6 @@
                 <w:sz w:val="18"/>
                 <w:szCs w:val="18"/>
               </w:rPr>
-              <w:t xml:space="preserve"># Example 1: Handling missing values</w:t>
-            </w:r>
-          </w:p>
-          <w:p>
-            <w:pPr>
-              <w:spacing w:after="20"/>
-            </w:pPr>
-            <w:r>
-              <w:rPr>
-                <w:rFonts w:ascii="Courier New" w:cs="Courier New" w:eastAsia="Courier New" w:hAnsi="Courier New"/>
-                <w:sz w:val="18"/>
-                <w:szCs w:val="18"/>
-              </w:rPr>
               <w:t xml:space="preserve">def clean_missing_values(data, default='N/A'):</w:t>
             </w:r>
           </w:p>
@@ -1009,7 +1717,7 @@
                 <w:sz w:val="18"/>
                 <w:szCs w:val="18"/>
               </w:rPr>
-              <w:t xml:space="preserve"># Example 2: Trimming whitespace</w:t>
+              <w:t xml:space="preserve"> </w:t>
             </w:r>
           </w:p>
           <w:p>
@@ -1152,7 +1860,7 @@
                 <w:sz w:val="18"/>
                 <w:szCs w:val="18"/>
               </w:rPr>
-              <w:t xml:space="preserve"># Example 3: Normalizing case</w:t>
+              <w:t xml:space="preserve"> </w:t>
             </w:r>
           </w:p>
           <w:p>
@@ -1373,7 +2081,7 @@
                 <w:sz w:val="18"/>
                 <w:szCs w:val="18"/>
               </w:rPr>
-              <w:t xml:space="preserve"># Example 4: Removing duplicates</w:t>
+              <w:t xml:space="preserve"> </w:t>
             </w:r>
           </w:p>
           <w:p>
@@ -1659,7 +2367,7 @@
                 <w:sz w:val="18"/>
                 <w:szCs w:val="18"/>
               </w:rPr>
-              <w:t xml:space="preserve"># Example 5: Converting types</w:t>
+              <w:t xml:space="preserve"> </w:t>
             </w:r>
           </w:p>
           <w:p>
@@ -1919,7 +2627,7 @@
                 <w:sz w:val="18"/>
                 <w:szCs w:val="18"/>
               </w:rPr>
-              <w:t xml:space="preserve"># Example 6: Fixing common spelling/formatting issues</w:t>
+              <w:t xml:space="preserve"> </w:t>
             </w:r>
           </w:p>
           <w:p>
@@ -2114,7 +2822,7 @@
                 <w:sz w:val="18"/>
                 <w:szCs w:val="18"/>
               </w:rPr>
-              <w:t xml:space="preserve"># Example 7: Filling missing values with computed defaults</w:t>
+              <w:t xml:space="preserve"> </w:t>
             </w:r>
           </w:p>
           <w:p>
@@ -2348,7 +3056,7 @@
                 <w:sz w:val="18"/>
                 <w:szCs w:val="18"/>
               </w:rPr>
-              <w:t xml:space="preserve"># Example 8: Standardizing categories</w:t>
+              <w:t xml:space="preserve"> </w:t>
             </w:r>
           </w:p>
           <w:p>
@@ -2556,7 +3264,7 @@
                 <w:sz w:val="18"/>
                 <w:szCs w:val="18"/>
               </w:rPr>
-              <w:t xml:space="preserve"># Example 9: Handling outliers</w:t>
+              <w:t xml:space="preserve"> </w:t>
             </w:r>
           </w:p>
           <w:p>
@@ -2803,7 +3511,7 @@
                 <w:sz w:val="18"/>
                 <w:szCs w:val="18"/>
               </w:rPr>
-              <w:t xml:space="preserve"># Example 10: Complete data cleaning pipeline</w:t>
+              <w:t xml:space="preserve"> </w:t>
             </w:r>
           </w:p>
           <w:p>
@@ -3925,19 +4633,6 @@
                 <w:sz w:val="18"/>
                 <w:szCs w:val="18"/>
               </w:rPr>
-              <w:t xml:space="preserve"># Problem 1</w:t>
-            </w:r>
-          </w:p>
-          <w:p>
-            <w:pPr>
-              <w:spacing w:after="20"/>
-            </w:pPr>
-            <w:r>
-              <w:rPr>
-                <w:rFonts w:ascii="Courier New" w:cs="Courier New" w:eastAsia="Courier New" w:hAnsi="Courier New"/>
-                <w:sz w:val="18"/>
-                <w:szCs w:val="18"/>
-              </w:rPr>
               <w:t xml:space="preserve">def remove_whitespace(records):</w:t>
             </w:r>
           </w:p>
@@ -4094,7 +4789,7 @@
                 <w:sz w:val="18"/>
                 <w:szCs w:val="18"/>
               </w:rPr>
-              <w:t xml:space="preserve"># Problem 2</w:t>
+              <w:t xml:space="preserve"> </w:t>
             </w:r>
           </w:p>
           <w:p>
@@ -4302,7 +4997,7 @@
                 <w:sz w:val="18"/>
                 <w:szCs w:val="18"/>
               </w:rPr>
-              <w:t xml:space="preserve"># Problem 3</w:t>
+              <w:t xml:space="preserve"> </w:t>
             </w:r>
           </w:p>
           <w:p>
@@ -4760,76 +5455,7 @@
           <w:sz w:val="20"/>
           <w:szCs w:val="20"/>
         </w:rPr>
-        <w:t xml:space="preserve">Challenge: Create a comprehensive data cleaning function that handles multiple data quality issues. &lt;details&gt; &lt;summary&gt;💡 Hints&lt;/summary&gt;</w:t>
-      </w:r>
-    </w:p>
-    <w:p>
-      <w:pPr>
-        <w:spacing w:after="80"/>
-      </w:pPr>
-      <w:r>
-        <w:rPr>
-          <w:rFonts w:ascii="Arial" w:cs="Arial" w:eastAsia="Arial" w:hAnsi="Arial"/>
-          <w:b/>
-          <w:bCs/>
-          <w:sz w:val="20"/>
-          <w:szCs w:val="20"/>
-        </w:rPr>
-        <w:t xml:space="preserve">Problem 4: </w:t>
-      </w:r>
-      <w:r>
-        <w:rPr>
-          <w:rFonts w:ascii="Arial" w:cs="Arial" w:eastAsia="Arial" w:hAnsi="Arial"/>
-          <w:sz w:val="20"/>
-          <w:szCs w:val="20"/>
-        </w:rPr>
-        <w:t xml:space="preserve">: - Loop through dict items. - Use str.strip() on string values. - Return cleaned dict.</w:t>
-      </w:r>
-    </w:p>
-    <w:p>
-      <w:pPr>
-        <w:spacing w:after="80"/>
-      </w:pPr>
-      <w:r>
-        <w:rPr>
-          <w:rFonts w:ascii="Arial" w:cs="Arial" w:eastAsia="Arial" w:hAnsi="Arial"/>
-          <w:b/>
-          <w:bCs/>
-          <w:sz w:val="20"/>
-          <w:szCs w:val="20"/>
-        </w:rPr>
-        <w:t xml:space="preserve">Problem 5: </w:t>
-      </w:r>
-      <w:r>
-        <w:rPr>
-          <w:rFonts w:ascii="Arial" w:cs="Arial" w:eastAsia="Arial" w:hAnsi="Arial"/>
-          <w:sz w:val="20"/>
-          <w:szCs w:val="20"/>
-        </w:rPr>
-        <w:t xml:space="preserve">: - Keep track of seen values (for duplicates). - Check for None/empty values. - Provide reasonable defaults.</w:t>
-      </w:r>
-    </w:p>
-    <w:p>
-      <w:pPr>
-        <w:spacing w:after="80"/>
-      </w:pPr>
-      <w:r>
-        <w:rPr>
-          <w:rFonts w:ascii="Arial" w:cs="Arial" w:eastAsia="Arial" w:hAnsi="Arial"/>
-          <w:b/>
-          <w:bCs/>
-          <w:sz w:val="20"/>
-          <w:szCs w:val="20"/>
-        </w:rPr>
-        <w:t xml:space="preserve">Problem 6: </w:t>
-      </w:r>
-      <w:r>
-        <w:rPr>
-          <w:rFonts w:ascii="Arial" w:cs="Arial" w:eastAsia="Arial" w:hAnsi="Arial"/>
-          <w:sz w:val="20"/>
-          <w:szCs w:val="20"/>
-        </w:rPr>
-        <w:t xml:space="preserve">: - Normalize case. - Convert types. - Remove outliers. - Handle missing values. &lt;/details&gt;</w:t>
+        <w:t xml:space="preserve">Challenge: Create a comprehensive data cleaning function that handles multiple data quality issues.</w:t>
       </w:r>
     </w:p>
     <w:p>

--- a/Coding 2 - year/Unit 4 - File IO & Data Processing/Daily Lesson Plans/Word/Day 21.docx
+++ b/Coding 2 - year/Unit 4 - File IO & Data Processing/Daily Lesson Plans/Word/Day 21.docx
@@ -380,7 +380,7 @@
                 <w:sz w:val="20"/>
                 <w:szCs w:val="20"/>
               </w:rPr>
-              <w:t xml:space="preserve">    In your own words: Clean and normalize data to prepare it for analysis and processing?</w:t>
+              <w:t xml:space="preserve">    Think about Data Cleaning — Handling Missing/Malformed Data. Where might you use this in a real project, and why would it matter?</w:t>
             </w:r>
             <w:r>
               <w:rPr>
@@ -477,7 +477,7 @@
                 <w:sz w:val="20"/>
                 <w:szCs w:val="20"/>
               </w:rPr>
-              <w:t xml:space="preserve">Today's Goal: By the end of class you will be able to clean and normalize data to prepare it for analysis and processing.</w:t>
+              <w:t xml:space="preserve">Today’s Goal: By the end of class you will be able to clean and normalize data to prepare it for analysis and processing.</w:t>
             </w:r>
             <w:r>
               <w:rPr>
@@ -1225,7 +1225,7 @@
                 <w:sz w:val="20"/>
                 <w:szCs w:val="20"/>
               </w:rPr>
-              <w:t xml:space="preserve">Quick Check: Clean and normalize data to prepare it for analysis and processing?</w:t>
+              <w:t xml:space="preserve">What is one important thing you learned about Data Cleaning — Handling Missing/Malformed Data today? How would you explain it to someone?</w:t>
             </w:r>
             <w:r>
               <w:rPr>
